--- a/Je vais que le client aie la possibilité d.docx
+++ b/Je vais que le client aie la possibilité d.docx
@@ -1,539 +1,121 @@
 
 <file path=word/document.xml><?xml version="1.0" encoding="utf-8"?>
-<w:document xmlns:wpc="http://schemas.microsoft.com/office/word/2010/wordprocessingCanvas" xmlns:mc="http://schemas.openxmlformats.org/markup-compatibility/2006" xmlns:o="urn:schemas-microsoft-com:office:office" xmlns:r="http://schemas.openxmlformats.org/officeDocument/2006/relationships" xmlns:m="http://schemas.openxmlformats.org/officeDocument/2006/math" xmlns:v="urn:schemas-microsoft-com:vml" xmlns:wp14="http://schemas.microsoft.com/office/word/2010/wordprocessingDrawing" xmlns:wp="http://schemas.openxmlformats.org/drawingml/2006/wordprocessingDrawing" xmlns:w10="urn:schemas-microsoft-com:office:word" xmlns:w="http://schemas.openxmlformats.org/wordprocessingml/2006/main" xmlns:w14="http://schemas.microsoft.com/office/word/2010/wordml" xmlns:w15="http://schemas.microsoft.com/office/word/2012/wordml" xmlns:wpg="http://schemas.microsoft.com/office/word/2010/wordprocessingGroup" xmlns:wpi="http://schemas.microsoft.com/office/word/2010/wordprocessingInk" xmlns:wne="http://schemas.microsoft.com/office/word/2006/wordml" xmlns:wps="http://schemas.microsoft.com/office/word/2010/wordprocessingShape" mc:Ignorable="w14 w15 wp14">
+<w:document xmlns:ve="http://schemas.openxmlformats.org/markup-compatibility/2006" xmlns:o="urn:schemas-microsoft-com:office:office" xmlns:r="http://schemas.openxmlformats.org/officeDocument/2006/relationships" xmlns:m="http://schemas.openxmlformats.org/officeDocument/2006/math" xmlns:v="urn:schemas-microsoft-com:vml" xmlns:wp="http://schemas.openxmlformats.org/drawingml/2006/wordprocessingDrawing" xmlns:w10="urn:schemas-microsoft-com:office:word" xmlns:w="http://schemas.openxmlformats.org/wordprocessingml/2006/main" xmlns:wne="http://schemas.microsoft.com/office/word/2006/wordml">
   <w:body>
     <w:p>
       <w:pPr>
-        <w:spacing w:before="100" w:beforeAutospacing="1" w:after="100" w:afterAutospacing="1" w:line="240" w:lineRule="auto"/>
         <w:rPr>
-          <w:rFonts w:ascii="Times New Roman" w:eastAsia="Times New Roman" w:hAnsi="Times New Roman" w:cs="Times New Roman"/>
-          <w:bCs/>
-          <w:sz w:val="27"/>
-          <w:szCs w:val="27"/>
-          <w:lang w:eastAsia="fr-FR"/>
+          <w:b/>
         </w:rPr>
       </w:pPr>
       <w:r>
         <w:rPr>
-          <w:rFonts w:ascii="Times New Roman" w:eastAsia="Times New Roman" w:hAnsi="Times New Roman" w:cs="Times New Roman"/>
-          <w:bCs/>
-          <w:sz w:val="27"/>
-          <w:szCs w:val="27"/>
-          <w:lang w:eastAsia="fr-FR"/>
+          <w:b/>
         </w:rPr>
-        <w:t xml:space="preserve">Mettez le font Arial et que la plateforme soit nommée ‘CARTOGRAPHIE PROJET PIP’, donne la possibilité de choisir le thème soit </w:t>
-      </w:r>
-      <w:proofErr w:type="spellStart"/>
-      <w:r>
-        <w:rPr>
-          <w:rFonts w:ascii="Times New Roman" w:eastAsia="Times New Roman" w:hAnsi="Times New Roman" w:cs="Times New Roman"/>
-          <w:bCs/>
-          <w:sz w:val="27"/>
-          <w:szCs w:val="27"/>
-          <w:lang w:eastAsia="fr-FR"/>
-        </w:rPr>
-        <w:t>dark</w:t>
-      </w:r>
-      <w:proofErr w:type="spellEnd"/>
-      <w:r>
-        <w:rPr>
-          <w:rFonts w:ascii="Times New Roman" w:eastAsia="Times New Roman" w:hAnsi="Times New Roman" w:cs="Times New Roman"/>
-          <w:bCs/>
-          <w:sz w:val="27"/>
-          <w:szCs w:val="27"/>
-          <w:lang w:eastAsia="fr-FR"/>
-        </w:rPr>
-        <w:t xml:space="preserve"> soit light</w:t>
+        <w:t>COMPTE ADMNISTRATEURS</w:t>
       </w:r>
     </w:p>
     <w:p>
-      <w:pPr>
-        <w:spacing w:before="100" w:beforeAutospacing="1" w:after="100" w:afterAutospacing="1" w:line="240" w:lineRule="auto"/>
+      <w:r>
         <w:rPr>
-          <w:rFonts w:ascii="Times New Roman" w:eastAsia="Times New Roman" w:hAnsi="Times New Roman" w:cs="Times New Roman"/>
-          <w:bCs/>
-          <w:sz w:val="27"/>
-          <w:szCs w:val="27"/>
-          <w:lang w:eastAsia="fr-FR"/>
+          <w:b/>
         </w:rPr>
-      </w:pPr>
+        <w:t xml:space="preserve">NOM D'UTILISATEUR : </w:t>
+      </w:r>
       <w:r>
         <w:rPr>
-          <w:rFonts w:ascii="Times New Roman" w:eastAsia="Times New Roman" w:hAnsi="Times New Roman" w:cs="Times New Roman"/>
-          <w:bCs/>
-          <w:sz w:val="27"/>
-          <w:szCs w:val="27"/>
-          <w:lang w:eastAsia="fr-FR"/>
+          <w:b/>
         </w:rPr>
-        <w:t>J</w:t>
+        <w:t>YAGIRWA</w:t>
+      </w:r>
+      <w:r>
+        <w:br/>
+      </w:r>
+      <w:r>
+        <w:t>MOT DE PASSE : YENE2026</w:t>
+      </w:r>
+      <w:bookmarkStart w:id="0" w:name="_GoBack"/>
+      <w:bookmarkEnd w:id="0"/>
+      <w:r>
+        <w:br/>
       </w:r>
       <w:r>
         <w:rPr>
-          <w:rFonts w:ascii="Times New Roman" w:eastAsia="Times New Roman" w:hAnsi="Times New Roman" w:cs="Times New Roman"/>
-          <w:bCs/>
-          <w:sz w:val="27"/>
-          <w:szCs w:val="27"/>
-          <w:lang w:eastAsia="fr-FR"/>
+          <w:b/>
         </w:rPr>
-        <w:t>e</w:t>
+        <w:t xml:space="preserve">NOM D'UTILISATEUR : </w:t>
       </w:r>
       <w:r>
         <w:rPr>
-          <w:rFonts w:ascii="Times New Roman" w:eastAsia="Times New Roman" w:hAnsi="Times New Roman" w:cs="Times New Roman"/>
-          <w:bCs/>
-          <w:sz w:val="27"/>
-          <w:szCs w:val="27"/>
-          <w:lang w:eastAsia="fr-FR"/>
+          <w:b/>
         </w:rPr>
-        <w:t xml:space="preserve"> vais que le client aie la possibilité d’importer un fichier Excel ayant les coordonné</w:t>
-      </w:r>
-      <w:r>
-        <w:rPr>
-          <w:rFonts w:ascii="Times New Roman" w:eastAsia="Times New Roman" w:hAnsi="Times New Roman" w:cs="Times New Roman"/>
-          <w:bCs/>
-          <w:sz w:val="27"/>
-          <w:szCs w:val="27"/>
-          <w:lang w:eastAsia="fr-FR"/>
-        </w:rPr>
-        <w:t>e</w:t>
-      </w:r>
-      <w:r>
-        <w:rPr>
-          <w:rFonts w:ascii="Times New Roman" w:eastAsia="Times New Roman" w:hAnsi="Times New Roman" w:cs="Times New Roman"/>
-          <w:bCs/>
-          <w:sz w:val="27"/>
-          <w:szCs w:val="27"/>
-          <w:lang w:eastAsia="fr-FR"/>
-        </w:rPr>
-        <w:t xml:space="preserve">s et la description et la plateforme, une fois importer la plateforme va automatiquement convertir ce fichier Excel en un fichier KML et directement la plateforme va exécuter et procède a l’affichage </w:t>
+        <w:t>VALIO</w:t>
+      </w:r>
+      <w:r>
+        <w:br/>
+      </w:r>
+      <w:r>
+        <w:t>MOT DE PASSE VALIO2026</w:t>
+      </w:r>
+      <w:r>
+        <w:br/>
       </w:r>
     </w:p>
     <w:p>
       <w:pPr>
-        <w:spacing w:before="100" w:beforeAutospacing="1" w:after="100" w:afterAutospacing="1" w:line="240" w:lineRule="auto"/>
         <w:rPr>
-          <w:rFonts w:ascii="Times New Roman" w:eastAsia="Times New Roman" w:hAnsi="Times New Roman" w:cs="Times New Roman"/>
-          <w:bCs/>
-          <w:sz w:val="27"/>
-          <w:szCs w:val="27"/>
-          <w:lang w:eastAsia="fr-FR"/>
+          <w:b/>
         </w:rPr>
       </w:pPr>
       <w:r>
         <w:rPr>
-          <w:rFonts w:ascii="Times New Roman" w:eastAsia="Times New Roman" w:hAnsi="Times New Roman" w:cs="Times New Roman"/>
-          <w:bCs/>
-          <w:sz w:val="27"/>
-          <w:szCs w:val="27"/>
-          <w:lang w:eastAsia="fr-FR"/>
+          <w:b/>
         </w:rPr>
-        <w:t>Avoir la possible d’enr</w:t>
-      </w:r>
-      <w:r>
-        <w:rPr>
-          <w:rFonts w:ascii="Times New Roman" w:eastAsia="Times New Roman" w:hAnsi="Times New Roman" w:cs="Times New Roman"/>
-          <w:bCs/>
-          <w:sz w:val="27"/>
-          <w:szCs w:val="27"/>
-          <w:lang w:eastAsia="fr-FR"/>
-        </w:rPr>
-        <w:t xml:space="preserve">egistrer les zones en danger, </w:t>
-      </w:r>
-      <w:r>
-        <w:rPr>
-          <w:rFonts w:ascii="Times New Roman" w:eastAsia="Times New Roman" w:hAnsi="Times New Roman" w:cs="Times New Roman"/>
-          <w:bCs/>
-          <w:sz w:val="27"/>
-          <w:szCs w:val="27"/>
-          <w:lang w:eastAsia="fr-FR"/>
-        </w:rPr>
-        <w:t>sans danger</w:t>
-      </w:r>
-      <w:r>
-        <w:rPr>
-          <w:rFonts w:ascii="Times New Roman" w:eastAsia="Times New Roman" w:hAnsi="Times New Roman" w:cs="Times New Roman"/>
-          <w:bCs/>
-          <w:sz w:val="27"/>
-          <w:szCs w:val="27"/>
-          <w:lang w:eastAsia="fr-FR"/>
-        </w:rPr>
-        <w:t xml:space="preserve"> ou si aucune information n’est disponible sur cet endroit</w:t>
-      </w:r>
-      <w:r>
-        <w:rPr>
-          <w:rFonts w:ascii="Times New Roman" w:eastAsia="Times New Roman" w:hAnsi="Times New Roman" w:cs="Times New Roman"/>
-          <w:bCs/>
-          <w:sz w:val="27"/>
-          <w:szCs w:val="27"/>
-          <w:lang w:eastAsia="fr-FR"/>
-        </w:rPr>
-        <w:t xml:space="preserve"> (les zones déclarées en danger seront vues en couleur rouge et celles sans danger en couleur </w:t>
-      </w:r>
-      <w:r>
-        <w:rPr>
-          <w:rFonts w:ascii="Times New Roman" w:eastAsia="Times New Roman" w:hAnsi="Times New Roman" w:cs="Times New Roman"/>
-          <w:bCs/>
-          <w:sz w:val="27"/>
-          <w:szCs w:val="27"/>
-          <w:lang w:eastAsia="fr-FR"/>
-        </w:rPr>
-        <w:t>verte et où il y a aucune information en jaune)</w:t>
-      </w:r>
-      <w:r>
-        <w:rPr>
-          <w:rFonts w:ascii="Times New Roman" w:eastAsia="Times New Roman" w:hAnsi="Times New Roman" w:cs="Times New Roman"/>
-          <w:bCs/>
-          <w:sz w:val="27"/>
-          <w:szCs w:val="27"/>
-          <w:lang w:eastAsia="fr-FR"/>
-        </w:rPr>
-        <w:t xml:space="preserve">, comme cela il y aura une partie ou les utilisateurs ou agent peuvent cliquer et voir les zones en danger et les zones sans danger, pour </w:t>
-      </w:r>
-      <w:r>
-        <w:rPr>
-          <w:rFonts w:ascii="Times New Roman" w:eastAsia="Times New Roman" w:hAnsi="Times New Roman" w:cs="Times New Roman"/>
-          <w:bCs/>
-          <w:sz w:val="27"/>
-          <w:szCs w:val="27"/>
-          <w:lang w:eastAsia="fr-FR"/>
-        </w:rPr>
-        <w:t>enregistrer</w:t>
-      </w:r>
-      <w:r>
-        <w:rPr>
-          <w:rFonts w:ascii="Times New Roman" w:eastAsia="Times New Roman" w:hAnsi="Times New Roman" w:cs="Times New Roman"/>
-          <w:bCs/>
-          <w:sz w:val="27"/>
-          <w:szCs w:val="27"/>
-          <w:lang w:eastAsia="fr-FR"/>
-        </w:rPr>
-        <w:t xml:space="preserve"> une zone en danger on doit aussi donner le motif de pourquoi cette zones est </w:t>
-      </w:r>
-      <w:r>
-        <w:rPr>
-          <w:rFonts w:ascii="Times New Roman" w:eastAsia="Times New Roman" w:hAnsi="Times New Roman" w:cs="Times New Roman"/>
-          <w:bCs/>
-          <w:sz w:val="27"/>
-          <w:szCs w:val="27"/>
-          <w:lang w:eastAsia="fr-FR"/>
-        </w:rPr>
-        <w:t>déclarée</w:t>
-      </w:r>
-      <w:r>
-        <w:rPr>
-          <w:rFonts w:ascii="Times New Roman" w:eastAsia="Times New Roman" w:hAnsi="Times New Roman" w:cs="Times New Roman"/>
-          <w:bCs/>
-          <w:sz w:val="27"/>
-          <w:szCs w:val="27"/>
-          <w:lang w:eastAsia="fr-FR"/>
-        </w:rPr>
-        <w:t xml:space="preserve"> en danger</w:t>
+        <w:t>COMPTES AGENTS</w:t>
       </w:r>
     </w:p>
     <w:p>
-      <w:pPr>
-        <w:spacing w:before="100" w:beforeAutospacing="1" w:after="100" w:afterAutospacing="1" w:line="240" w:lineRule="auto"/>
+      <w:r>
         <w:rPr>
-          <w:rFonts w:ascii="Times New Roman" w:eastAsia="Times New Roman" w:hAnsi="Times New Roman" w:cs="Times New Roman"/>
-          <w:bCs/>
-          <w:sz w:val="27"/>
-          <w:szCs w:val="27"/>
-          <w:lang w:eastAsia="fr-FR"/>
+          <w:b/>
         </w:rPr>
-      </w:pPr>
+        <w:t>NOM D'UTILISATEUR : YENE</w:t>
+      </w:r>
+      <w:r>
+        <w:t xml:space="preserve"> </w:t>
+      </w:r>
+      <w:r>
+        <w:br/>
+      </w:r>
+      <w:r>
+        <w:t>MOT DE PASSE</w:t>
+      </w:r>
+      <w:r>
+        <w:t> : YENE2026</w:t>
+      </w:r>
+      <w:r>
+        <w:br/>
+      </w:r>
       <w:r>
         <w:rPr>
-          <w:rFonts w:ascii="Times New Roman" w:eastAsia="Times New Roman" w:hAnsi="Times New Roman" w:cs="Times New Roman"/>
-          <w:bCs/>
-          <w:sz w:val="27"/>
-          <w:szCs w:val="27"/>
-          <w:lang w:eastAsia="fr-FR"/>
+          <w:b/>
         </w:rPr>
-        <w:t>L’utilisateur aura la possible d’enregistrer son itinéraire, il fois valider l’application lui dira si la zone est en danger, sans danger ou aucune information disponible</w:t>
+        <w:t>NOM D'UTILISATEUR : DEBO</w:t>
+      </w:r>
+      <w:r>
+        <w:t xml:space="preserve"> </w:t>
+      </w:r>
+      <w:r>
+        <w:br/>
+      </w:r>
+      <w:r>
+        <w:t>MOT DE PASSE</w:t>
+      </w:r>
+      <w:r>
+        <w:t> : DEBO2026</w:t>
       </w:r>
     </w:p>
-    <w:p>
-      <w:pPr>
-        <w:spacing w:before="100" w:beforeAutospacing="1" w:after="100" w:afterAutospacing="1" w:line="240" w:lineRule="auto"/>
-        <w:rPr>
-          <w:rFonts w:ascii="Times New Roman" w:eastAsia="Times New Roman" w:hAnsi="Times New Roman" w:cs="Times New Roman"/>
-          <w:bCs/>
-          <w:sz w:val="27"/>
-          <w:szCs w:val="27"/>
-          <w:lang w:eastAsia="fr-FR"/>
-        </w:rPr>
-      </w:pPr>
-      <w:r>
-        <w:rPr>
-          <w:rFonts w:ascii="Times New Roman" w:eastAsia="Times New Roman" w:hAnsi="Times New Roman" w:cs="Times New Roman"/>
-          <w:bCs/>
-          <w:sz w:val="27"/>
-          <w:szCs w:val="27"/>
-          <w:lang w:eastAsia="fr-FR"/>
-        </w:rPr>
-        <w:t xml:space="preserve">Tous ces mouvements seront enregistrés dans la base donnée pour utilisation ultérieur   </w:t>
-      </w:r>
-    </w:p>
-    <w:p>
-      <w:pPr>
-        <w:spacing w:before="100" w:beforeAutospacing="1" w:after="100" w:afterAutospacing="1" w:line="240" w:lineRule="auto"/>
-        <w:rPr>
-          <w:rFonts w:ascii="Times New Roman" w:eastAsia="Times New Roman" w:hAnsi="Times New Roman" w:cs="Times New Roman"/>
-          <w:bCs/>
-          <w:sz w:val="27"/>
-          <w:szCs w:val="27"/>
-          <w:lang w:eastAsia="fr-FR"/>
-        </w:rPr>
-      </w:pPr>
-      <w:r>
-        <w:rPr>
-          <w:rFonts w:ascii="Times New Roman" w:eastAsia="Times New Roman" w:hAnsi="Times New Roman" w:cs="Times New Roman"/>
-          <w:bCs/>
-          <w:sz w:val="27"/>
-          <w:szCs w:val="27"/>
-          <w:lang w:eastAsia="fr-FR"/>
-        </w:rPr>
-        <w:t>Je vais aussi que quand je points sur un lieu sur la carte que pop-up de l’image de l’endroit soit afficher avec les détails (Nom de l’endroit et les coordonnées)</w:t>
-      </w:r>
-      <w:r>
-        <w:rPr>
-          <w:rFonts w:ascii="Times New Roman" w:eastAsia="Times New Roman" w:hAnsi="Times New Roman" w:cs="Times New Roman"/>
-          <w:bCs/>
-          <w:sz w:val="27"/>
-          <w:szCs w:val="27"/>
-          <w:lang w:eastAsia="fr-FR"/>
-        </w:rPr>
-        <w:t xml:space="preserve"> </w:t>
-      </w:r>
-    </w:p>
-    <w:p>
-      <w:pPr>
-        <w:spacing w:before="100" w:beforeAutospacing="1" w:after="100" w:afterAutospacing="1" w:line="240" w:lineRule="auto"/>
-        <w:rPr>
-          <w:rFonts w:ascii="Times New Roman" w:eastAsia="Times New Roman" w:hAnsi="Times New Roman" w:cs="Times New Roman"/>
-          <w:bCs/>
-          <w:sz w:val="27"/>
-          <w:szCs w:val="27"/>
-          <w:lang w:eastAsia="fr-FR"/>
-        </w:rPr>
-      </w:pPr>
-      <w:r>
-        <w:rPr>
-          <w:rFonts w:ascii="Times New Roman" w:eastAsia="Times New Roman" w:hAnsi="Times New Roman" w:cs="Times New Roman"/>
-          <w:bCs/>
-          <w:sz w:val="27"/>
-          <w:szCs w:val="27"/>
-          <w:lang w:eastAsia="fr-FR"/>
-        </w:rPr>
-        <w:t xml:space="preserve">Propose enfin une option de </w:t>
-      </w:r>
-      <w:r>
-        <w:rPr>
-          <w:rFonts w:ascii="Times New Roman" w:eastAsia="Times New Roman" w:hAnsi="Times New Roman" w:cs="Times New Roman"/>
-          <w:bCs/>
-          <w:sz w:val="27"/>
-          <w:szCs w:val="27"/>
-          <w:lang w:eastAsia="fr-FR"/>
-        </w:rPr>
-        <w:t>télécharger</w:t>
-      </w:r>
-      <w:r>
-        <w:rPr>
-          <w:rFonts w:ascii="Times New Roman" w:eastAsia="Times New Roman" w:hAnsi="Times New Roman" w:cs="Times New Roman"/>
-          <w:bCs/>
-          <w:sz w:val="27"/>
-          <w:szCs w:val="27"/>
-          <w:lang w:eastAsia="fr-FR"/>
-        </w:rPr>
-        <w:t xml:space="preserve"> un rapport en PDF ou en </w:t>
-      </w:r>
-      <w:r>
-        <w:rPr>
-          <w:rFonts w:ascii="Times New Roman" w:eastAsia="Times New Roman" w:hAnsi="Times New Roman" w:cs="Times New Roman"/>
-          <w:bCs/>
-          <w:sz w:val="27"/>
-          <w:szCs w:val="27"/>
-          <w:lang w:eastAsia="fr-FR"/>
-        </w:rPr>
-        <w:t>Word</w:t>
-      </w:r>
-      <w:r>
-        <w:rPr>
-          <w:rFonts w:ascii="Times New Roman" w:eastAsia="Times New Roman" w:hAnsi="Times New Roman" w:cs="Times New Roman"/>
-          <w:bCs/>
-          <w:sz w:val="27"/>
-          <w:szCs w:val="27"/>
-          <w:lang w:eastAsia="fr-FR"/>
-        </w:rPr>
-        <w:t xml:space="preserve">, se rapport contiendra toutes les </w:t>
-      </w:r>
-      <w:r>
-        <w:rPr>
-          <w:rFonts w:ascii="Times New Roman" w:eastAsia="Times New Roman" w:hAnsi="Times New Roman" w:cs="Times New Roman"/>
-          <w:bCs/>
-          <w:sz w:val="27"/>
-          <w:szCs w:val="27"/>
-          <w:lang w:eastAsia="fr-FR"/>
-        </w:rPr>
-        <w:t>activités</w:t>
-      </w:r>
-      <w:r>
-        <w:rPr>
-          <w:rFonts w:ascii="Times New Roman" w:eastAsia="Times New Roman" w:hAnsi="Times New Roman" w:cs="Times New Roman"/>
-          <w:bCs/>
-          <w:sz w:val="27"/>
-          <w:szCs w:val="27"/>
-          <w:lang w:eastAsia="fr-FR"/>
-        </w:rPr>
-        <w:t xml:space="preserve"> </w:t>
-      </w:r>
-      <w:r>
-        <w:rPr>
-          <w:rFonts w:ascii="Times New Roman" w:eastAsia="Times New Roman" w:hAnsi="Times New Roman" w:cs="Times New Roman"/>
-          <w:bCs/>
-          <w:sz w:val="27"/>
-          <w:szCs w:val="27"/>
-          <w:lang w:eastAsia="fr-FR"/>
-        </w:rPr>
-        <w:t>réalisées</w:t>
-      </w:r>
-      <w:r>
-        <w:rPr>
-          <w:rFonts w:ascii="Times New Roman" w:eastAsia="Times New Roman" w:hAnsi="Times New Roman" w:cs="Times New Roman"/>
-          <w:bCs/>
-          <w:sz w:val="27"/>
-          <w:szCs w:val="27"/>
-          <w:lang w:eastAsia="fr-FR"/>
-        </w:rPr>
-        <w:t xml:space="preserve"> par </w:t>
-      </w:r>
-      <w:r>
-        <w:rPr>
-          <w:rFonts w:ascii="Times New Roman" w:eastAsia="Times New Roman" w:hAnsi="Times New Roman" w:cs="Times New Roman"/>
-          <w:bCs/>
-          <w:sz w:val="27"/>
-          <w:szCs w:val="27"/>
-          <w:lang w:eastAsia="fr-FR"/>
-        </w:rPr>
-        <w:t>tous</w:t>
-      </w:r>
-      <w:r>
-        <w:rPr>
-          <w:rFonts w:ascii="Times New Roman" w:eastAsia="Times New Roman" w:hAnsi="Times New Roman" w:cs="Times New Roman"/>
-          <w:bCs/>
-          <w:sz w:val="27"/>
-          <w:szCs w:val="27"/>
-          <w:lang w:eastAsia="fr-FR"/>
-        </w:rPr>
-        <w:t xml:space="preserve"> les agents :</w:t>
-      </w:r>
-      <w:r>
-        <w:rPr>
-          <w:rFonts w:ascii="Times New Roman" w:eastAsia="Times New Roman" w:hAnsi="Times New Roman" w:cs="Times New Roman"/>
-          <w:bCs/>
-          <w:sz w:val="27"/>
-          <w:szCs w:val="27"/>
-          <w:lang w:eastAsia="fr-FR"/>
-        </w:rPr>
-        <w:t xml:space="preserve"> les identifiants des agents associer à leur activité, donc chaque agent avec ses activités, heure et date de chaque activités réalisée,</w:t>
-      </w:r>
-      <w:r>
-        <w:rPr>
-          <w:rFonts w:ascii="Times New Roman" w:eastAsia="Times New Roman" w:hAnsi="Times New Roman" w:cs="Times New Roman"/>
-          <w:bCs/>
-          <w:sz w:val="27"/>
-          <w:szCs w:val="27"/>
-          <w:lang w:eastAsia="fr-FR"/>
-        </w:rPr>
-        <w:t xml:space="preserve"> projet, </w:t>
-      </w:r>
-      <w:r>
-        <w:rPr>
-          <w:rFonts w:ascii="Times New Roman" w:eastAsia="Times New Roman" w:hAnsi="Times New Roman" w:cs="Times New Roman"/>
-          <w:bCs/>
-          <w:sz w:val="27"/>
-          <w:szCs w:val="27"/>
-          <w:lang w:eastAsia="fr-FR"/>
-        </w:rPr>
-        <w:t>activité</w:t>
-      </w:r>
-      <w:r>
-        <w:rPr>
-          <w:rFonts w:ascii="Times New Roman" w:eastAsia="Times New Roman" w:hAnsi="Times New Roman" w:cs="Times New Roman"/>
-          <w:bCs/>
-          <w:sz w:val="27"/>
-          <w:szCs w:val="27"/>
-          <w:lang w:eastAsia="fr-FR"/>
-        </w:rPr>
-        <w:t xml:space="preserve">, les endroits visite, les photos JPG des endroits </w:t>
-      </w:r>
-      <w:r>
-        <w:rPr>
-          <w:rFonts w:ascii="Times New Roman" w:eastAsia="Times New Roman" w:hAnsi="Times New Roman" w:cs="Times New Roman"/>
-          <w:bCs/>
-          <w:sz w:val="27"/>
-          <w:szCs w:val="27"/>
-          <w:lang w:eastAsia="fr-FR"/>
-        </w:rPr>
-        <w:t xml:space="preserve">visite (un rapport complet soit journalier, hebdomadaire ou mensuel et trimestriel) </w:t>
-      </w:r>
-    </w:p>
-    <w:p>
-      <w:pPr>
-        <w:spacing w:before="100" w:beforeAutospacing="1" w:after="100" w:afterAutospacing="1" w:line="240" w:lineRule="auto"/>
-        <w:rPr>
-          <w:rFonts w:ascii="Times New Roman" w:eastAsia="Times New Roman" w:hAnsi="Times New Roman" w:cs="Times New Roman"/>
-          <w:sz w:val="24"/>
-          <w:szCs w:val="24"/>
-          <w:lang w:eastAsia="fr-FR"/>
-        </w:rPr>
-      </w:pPr>
-      <w:r>
-        <w:rPr>
-          <w:rFonts w:ascii="Times New Roman" w:eastAsia="Times New Roman" w:hAnsi="Times New Roman" w:cs="Times New Roman"/>
-          <w:bCs/>
-          <w:sz w:val="27"/>
-          <w:szCs w:val="27"/>
-          <w:lang w:eastAsia="fr-FR"/>
-        </w:rPr>
-        <w:t>Avant toutes activités l’agent utilisant l’application sera demande d’enregistrer ces identifiant : Nom complet, numéro de téléphone, adresse mail, titre dans le projet les raisons d’activités</w:t>
-      </w:r>
-    </w:p>
-    <w:p>
-      <w:r>
-        <w:t xml:space="preserve">Cree 3 admin principal, ils auront comme </w:t>
-      </w:r>
-      <w:r>
-        <w:t>rôle</w:t>
-      </w:r>
-      <w:r>
-        <w:t xml:space="preserve"> de </w:t>
-      </w:r>
-      <w:r>
-        <w:t>déclarer</w:t>
-      </w:r>
-      <w:r>
-        <w:t xml:space="preserve"> une zone en danger, sans danger ou information non disponible</w:t>
-      </w:r>
-      <w:r>
-        <w:t>, ils seront en mesure de télécharger le rapport, ils peuvent bloquer tel ou tel agent en cas voulu</w:t>
-      </w:r>
-    </w:p>
-    <w:p>
-      <w:r>
-        <w:t>Premier admin : YAGIRWA, MOT DE PASSE : YENE2026</w:t>
-      </w:r>
-      <w:bookmarkStart w:id="0" w:name="_GoBack"/>
-      <w:bookmarkEnd w:id="0"/>
-      <w:r>
-        <w:br/>
-        <w:t>DEUXIEME ADMIN : VALIO, MOT DE PASSE VALIO2026</w:t>
-      </w:r>
-      <w:r>
-        <w:br/>
-        <w:t>TROISIEME ADMIN : DECHARTE, MOT DE PASSE : DECHARTE2026</w:t>
-      </w:r>
-    </w:p>
+    <w:p/>
     <w:sectPr>
       <w:pgSz w:w="11906" w:h="16838"/>
       <w:pgMar w:top="1417" w:right="1417" w:bottom="1417" w:left="1417" w:header="708" w:footer="708" w:gutter="0"/>
@@ -545,8 +127,8 @@
 </file>
 
 <file path=word/numbering.xml><?xml version="1.0" encoding="utf-8"?>
-<w:numbering xmlns:wpc="http://schemas.microsoft.com/office/word/2010/wordprocessingCanvas" xmlns:mc="http://schemas.openxmlformats.org/markup-compatibility/2006" xmlns:o="urn:schemas-microsoft-com:office:office" xmlns:r="http://schemas.openxmlformats.org/officeDocument/2006/relationships" xmlns:m="http://schemas.openxmlformats.org/officeDocument/2006/math" xmlns:v="urn:schemas-microsoft-com:vml" xmlns:wp14="http://schemas.microsoft.com/office/word/2010/wordprocessingDrawing" xmlns:wp="http://schemas.openxmlformats.org/drawingml/2006/wordprocessingDrawing" xmlns:w10="urn:schemas-microsoft-com:office:word" xmlns:w="http://schemas.openxmlformats.org/wordprocessingml/2006/main" xmlns:w14="http://schemas.microsoft.com/office/word/2010/wordml" xmlns:w15="http://schemas.microsoft.com/office/word/2012/wordml" xmlns:wpg="http://schemas.microsoft.com/office/word/2010/wordprocessingGroup" xmlns:wpi="http://schemas.microsoft.com/office/word/2010/wordprocessingInk" xmlns:wne="http://schemas.microsoft.com/office/word/2006/wordml" xmlns:wps="http://schemas.microsoft.com/office/word/2010/wordprocessingShape" mc:Ignorable="w14 w15 wp14">
-  <w:abstractNum w:abstractNumId="0" w15:restartNumberingAfterBreak="0">
+<w:numbering xmlns:ve="http://schemas.openxmlformats.org/markup-compatibility/2006" xmlns:o="urn:schemas-microsoft-com:office:office" xmlns:r="http://schemas.openxmlformats.org/officeDocument/2006/relationships" xmlns:m="http://schemas.openxmlformats.org/officeDocument/2006/math" xmlns:v="urn:schemas-microsoft-com:vml" xmlns:wp="http://schemas.openxmlformats.org/drawingml/2006/wordprocessingDrawing" xmlns:w10="urn:schemas-microsoft-com:office:word" xmlns:w="http://schemas.openxmlformats.org/wordprocessingml/2006/main" xmlns:wne="http://schemas.microsoft.com/office/word/2006/wordml">
+  <w:abstractNum w:abstractNumId="0">
     <w:nsid w:val="1BE14B6D"/>
     <w:multiLevelType w:val="multilevel"/>
     <w:tmpl w:val="C1E88B42"/>
@@ -663,7 +245,7 @@
       </w:pPr>
     </w:lvl>
   </w:abstractNum>
-  <w:abstractNum w:abstractNumId="1" w15:restartNumberingAfterBreak="0">
+  <w:abstractNum w:abstractNumId="1">
     <w:nsid w:val="1D824862"/>
     <w:multiLevelType w:val="multilevel"/>
     <w:tmpl w:val="383803A0"/>
@@ -812,7 +394,7 @@
       </w:rPr>
     </w:lvl>
   </w:abstractNum>
-  <w:abstractNum w:abstractNumId="2" w15:restartNumberingAfterBreak="0">
+  <w:abstractNum w:abstractNumId="2">
     <w:nsid w:val="36552344"/>
     <w:multiLevelType w:val="multilevel"/>
     <w:tmpl w:val="33D00628"/>
@@ -961,7 +543,7 @@
       </w:rPr>
     </w:lvl>
   </w:abstractNum>
-  <w:abstractNum w:abstractNumId="3" w15:restartNumberingAfterBreak="0">
+  <w:abstractNum w:abstractNumId="3">
     <w:nsid w:val="5EEE28F5"/>
     <w:multiLevelType w:val="multilevel"/>
     <w:tmpl w:val="D9788C42"/>
@@ -1126,7 +708,7 @@
 </file>
 
 <file path=word/styles.xml><?xml version="1.0" encoding="utf-8"?>
-<w:styles xmlns:mc="http://schemas.openxmlformats.org/markup-compatibility/2006" xmlns:r="http://schemas.openxmlformats.org/officeDocument/2006/relationships" xmlns:w="http://schemas.openxmlformats.org/wordprocessingml/2006/main" xmlns:w14="http://schemas.microsoft.com/office/word/2010/wordml" xmlns:w15="http://schemas.microsoft.com/office/word/2012/wordml" mc:Ignorable="w14 w15">
+<w:styles xmlns:r="http://schemas.openxmlformats.org/officeDocument/2006/relationships" xmlns:w="http://schemas.openxmlformats.org/wordprocessingml/2006/main">
   <w:docDefaults>
     <w:rPrDefault>
       <w:rPr>
@@ -1142,382 +724,149 @@
       </w:pPr>
     </w:pPrDefault>
   </w:docDefaults>
-  <w:latentStyles w:defLockedState="0" w:defUIPriority="99" w:defSemiHidden="0" w:defUnhideWhenUsed="0" w:defQFormat="0" w:count="371">
-    <w:lsdException w:name="Normal" w:uiPriority="0" w:qFormat="1"/>
-    <w:lsdException w:name="heading 1" w:uiPriority="9" w:qFormat="1"/>
-    <w:lsdException w:name="heading 2" w:semiHidden="1" w:uiPriority="9" w:unhideWhenUsed="1" w:qFormat="1"/>
-    <w:lsdException w:name="heading 3" w:semiHidden="1" w:uiPriority="9" w:unhideWhenUsed="1" w:qFormat="1"/>
-    <w:lsdException w:name="heading 4" w:semiHidden="1" w:uiPriority="9" w:unhideWhenUsed="1" w:qFormat="1"/>
-    <w:lsdException w:name="heading 5" w:semiHidden="1" w:uiPriority="9" w:unhideWhenUsed="1" w:qFormat="1"/>
-    <w:lsdException w:name="heading 6" w:semiHidden="1" w:uiPriority="9" w:unhideWhenUsed="1" w:qFormat="1"/>
-    <w:lsdException w:name="heading 7" w:semiHidden="1" w:uiPriority="9" w:unhideWhenUsed="1" w:qFormat="1"/>
-    <w:lsdException w:name="heading 8" w:semiHidden="1" w:uiPriority="9" w:unhideWhenUsed="1" w:qFormat="1"/>
-    <w:lsdException w:name="heading 9" w:semiHidden="1" w:uiPriority="9" w:unhideWhenUsed="1" w:qFormat="1"/>
-    <w:lsdException w:name="index 1" w:semiHidden="1" w:unhideWhenUsed="1"/>
-    <w:lsdException w:name="index 2" w:semiHidden="1" w:unhideWhenUsed="1"/>
-    <w:lsdException w:name="index 3" w:semiHidden="1" w:unhideWhenUsed="1"/>
-    <w:lsdException w:name="index 4" w:semiHidden="1" w:unhideWhenUsed="1"/>
-    <w:lsdException w:name="index 5" w:semiHidden="1" w:unhideWhenUsed="1"/>
-    <w:lsdException w:name="index 6" w:semiHidden="1" w:unhideWhenUsed="1"/>
-    <w:lsdException w:name="index 7" w:semiHidden="1" w:unhideWhenUsed="1"/>
-    <w:lsdException w:name="index 8" w:semiHidden="1" w:unhideWhenUsed="1"/>
-    <w:lsdException w:name="index 9" w:semiHidden="1" w:unhideWhenUsed="1"/>
-    <w:lsdException w:name="toc 1" w:semiHidden="1" w:uiPriority="39" w:unhideWhenUsed="1"/>
-    <w:lsdException w:name="toc 2" w:semiHidden="1" w:uiPriority="39" w:unhideWhenUsed="1"/>
-    <w:lsdException w:name="toc 3" w:semiHidden="1" w:uiPriority="39" w:unhideWhenUsed="1"/>
-    <w:lsdException w:name="toc 4" w:semiHidden="1" w:uiPriority="39" w:unhideWhenUsed="1"/>
-    <w:lsdException w:name="toc 5" w:semiHidden="1" w:uiPriority="39" w:unhideWhenUsed="1"/>
-    <w:lsdException w:name="toc 6" w:semiHidden="1" w:uiPriority="39" w:unhideWhenUsed="1"/>
-    <w:lsdException w:name="toc 7" w:semiHidden="1" w:uiPriority="39" w:unhideWhenUsed="1"/>
-    <w:lsdException w:name="toc 8" w:semiHidden="1" w:uiPriority="39" w:unhideWhenUsed="1"/>
-    <w:lsdException w:name="toc 9" w:semiHidden="1" w:uiPriority="39" w:unhideWhenUsed="1"/>
-    <w:lsdException w:name="Normal Indent" w:semiHidden="1" w:unhideWhenUsed="1"/>
-    <w:lsdException w:name="footnote text" w:semiHidden="1" w:unhideWhenUsed="1"/>
-    <w:lsdException w:name="annotation text" w:semiHidden="1" w:unhideWhenUsed="1"/>
-    <w:lsdException w:name="header" w:semiHidden="1" w:unhideWhenUsed="1"/>
-    <w:lsdException w:name="footer" w:semiHidden="1" w:unhideWhenUsed="1"/>
-    <w:lsdException w:name="index heading" w:semiHidden="1" w:unhideWhenUsed="1"/>
-    <w:lsdException w:name="caption" w:semiHidden="1" w:uiPriority="35" w:unhideWhenUsed="1" w:qFormat="1"/>
-    <w:lsdException w:name="table of figures" w:semiHidden="1" w:unhideWhenUsed="1"/>
-    <w:lsdException w:name="envelope address" w:semiHidden="1" w:unhideWhenUsed="1"/>
-    <w:lsdException w:name="envelope return" w:semiHidden="1" w:unhideWhenUsed="1"/>
-    <w:lsdException w:name="footnote reference" w:semiHidden="1" w:unhideWhenUsed="1"/>
-    <w:lsdException w:name="annotation reference" w:semiHidden="1" w:unhideWhenUsed="1"/>
-    <w:lsdException w:name="line number" w:semiHidden="1" w:unhideWhenUsed="1"/>
-    <w:lsdException w:name="page number" w:semiHidden="1" w:unhideWhenUsed="1"/>
-    <w:lsdException w:name="endnote reference" w:semiHidden="1" w:unhideWhenUsed="1"/>
-    <w:lsdException w:name="endnote text" w:semiHidden="1" w:unhideWhenUsed="1"/>
-    <w:lsdException w:name="table of authorities" w:semiHidden="1" w:unhideWhenUsed="1"/>
-    <w:lsdException w:name="macro" w:semiHidden="1" w:unhideWhenUsed="1"/>
-    <w:lsdException w:name="toa heading" w:semiHidden="1" w:unhideWhenUsed="1"/>
-    <w:lsdException w:name="List" w:semiHidden="1" w:unhideWhenUsed="1"/>
-    <w:lsdException w:name="List Bullet" w:semiHidden="1" w:unhideWhenUsed="1"/>
-    <w:lsdException w:name="List Number" w:semiHidden="1" w:unhideWhenUsed="1"/>
-    <w:lsdException w:name="List 2" w:semiHidden="1" w:unhideWhenUsed="1"/>
-    <w:lsdException w:name="List 3" w:semiHidden="1" w:unhideWhenUsed="1"/>
-    <w:lsdException w:name="List 4" w:semiHidden="1" w:unhideWhenUsed="1"/>
-    <w:lsdException w:name="List 5" w:semiHidden="1" w:unhideWhenUsed="1"/>
-    <w:lsdException w:name="List Bullet 2" w:semiHidden="1" w:unhideWhenUsed="1"/>
-    <w:lsdException w:name="List Bullet 3" w:semiHidden="1" w:unhideWhenUsed="1"/>
-    <w:lsdException w:name="List Bullet 4" w:semiHidden="1" w:unhideWhenUsed="1"/>
-    <w:lsdException w:name="List Bullet 5" w:semiHidden="1" w:unhideWhenUsed="1"/>
-    <w:lsdException w:name="List Number 2" w:semiHidden="1" w:unhideWhenUsed="1"/>
-    <w:lsdException w:name="List Number 3" w:semiHidden="1" w:unhideWhenUsed="1"/>
-    <w:lsdException w:name="List Number 4" w:semiHidden="1" w:unhideWhenUsed="1"/>
-    <w:lsdException w:name="List Number 5" w:semiHidden="1" w:unhideWhenUsed="1"/>
-    <w:lsdException w:name="Title" w:uiPriority="10" w:qFormat="1"/>
-    <w:lsdException w:name="Closing" w:semiHidden="1" w:unhideWhenUsed="1"/>
-    <w:lsdException w:name="Signature" w:semiHidden="1" w:unhideWhenUsed="1"/>
-    <w:lsdException w:name="Default Paragraph Font" w:semiHidden="1" w:uiPriority="1" w:unhideWhenUsed="1"/>
-    <w:lsdException w:name="Body Text" w:semiHidden="1" w:unhideWhenUsed="1"/>
-    <w:lsdException w:name="Body Text Indent" w:semiHidden="1" w:unhideWhenUsed="1"/>
-    <w:lsdException w:name="List Continue" w:semiHidden="1" w:unhideWhenUsed="1"/>
-    <w:lsdException w:name="List Continue 2" w:semiHidden="1" w:unhideWhenUsed="1"/>
-    <w:lsdException w:name="List Continue 3" w:semiHidden="1" w:unhideWhenUsed="1"/>
-    <w:lsdException w:name="List Continue 4" w:semiHidden="1" w:unhideWhenUsed="1"/>
-    <w:lsdException w:name="List Continue 5" w:semiHidden="1" w:unhideWhenUsed="1"/>
-    <w:lsdException w:name="Message Header" w:semiHidden="1" w:unhideWhenUsed="1"/>
-    <w:lsdException w:name="Subtitle" w:uiPriority="11" w:qFormat="1"/>
-    <w:lsdException w:name="Salutation" w:semiHidden="1" w:unhideWhenUsed="1"/>
-    <w:lsdException w:name="Date" w:semiHidden="1" w:unhideWhenUsed="1"/>
-    <w:lsdException w:name="Body Text First Indent" w:semiHidden="1" w:unhideWhenUsed="1"/>
-    <w:lsdException w:name="Body Text First Indent 2" w:semiHidden="1" w:unhideWhenUsed="1"/>
-    <w:lsdException w:name="Note Heading" w:semiHidden="1" w:unhideWhenUsed="1"/>
-    <w:lsdException w:name="Body Text 2" w:semiHidden="1" w:unhideWhenUsed="1"/>
-    <w:lsdException w:name="Body Text 3" w:semiHidden="1" w:unhideWhenUsed="1"/>
-    <w:lsdException w:name="Body Text Indent 2" w:semiHidden="1" w:unhideWhenUsed="1"/>
-    <w:lsdException w:name="Body Text Indent 3" w:semiHidden="1" w:unhideWhenUsed="1"/>
-    <w:lsdException w:name="Block Text" w:semiHidden="1" w:unhideWhenUsed="1"/>
-    <w:lsdException w:name="Hyperlink" w:semiHidden="1" w:unhideWhenUsed="1"/>
-    <w:lsdException w:name="FollowedHyperlink" w:semiHidden="1" w:unhideWhenUsed="1"/>
-    <w:lsdException w:name="Strong" w:uiPriority="22" w:qFormat="1"/>
-    <w:lsdException w:name="Emphasis" w:uiPriority="20" w:qFormat="1"/>
-    <w:lsdException w:name="Document Map" w:semiHidden="1" w:unhideWhenUsed="1"/>
-    <w:lsdException w:name="Plain Text" w:semiHidden="1" w:unhideWhenUsed="1"/>
-    <w:lsdException w:name="E-mail Signature" w:semiHidden="1" w:unhideWhenUsed="1"/>
-    <w:lsdException w:name="HTML Top of Form" w:semiHidden="1" w:unhideWhenUsed="1"/>
-    <w:lsdException w:name="HTML Bottom of Form" w:semiHidden="1" w:unhideWhenUsed="1"/>
-    <w:lsdException w:name="Normal (Web)" w:semiHidden="1" w:unhideWhenUsed="1"/>
-    <w:lsdException w:name="HTML Acronym" w:semiHidden="1" w:unhideWhenUsed="1"/>
-    <w:lsdException w:name="HTML Address" w:semiHidden="1" w:unhideWhenUsed="1"/>
-    <w:lsdException w:name="HTML Cite" w:semiHidden="1" w:unhideWhenUsed="1"/>
-    <w:lsdException w:name="HTML Code" w:semiHidden="1" w:unhideWhenUsed="1"/>
-    <w:lsdException w:name="HTML Definition" w:semiHidden="1" w:unhideWhenUsed="1"/>
-    <w:lsdException w:name="HTML Keyboard" w:semiHidden="1" w:unhideWhenUsed="1"/>
-    <w:lsdException w:name="HTML Preformatted" w:semiHidden="1" w:unhideWhenUsed="1"/>
-    <w:lsdException w:name="HTML Sample" w:semiHidden="1" w:unhideWhenUsed="1"/>
-    <w:lsdException w:name="HTML Typewriter" w:semiHidden="1" w:unhideWhenUsed="1"/>
-    <w:lsdException w:name="HTML Variable" w:semiHidden="1" w:unhideWhenUsed="1"/>
-    <w:lsdException w:name="Normal Table" w:semiHidden="1" w:unhideWhenUsed="1"/>
-    <w:lsdException w:name="annotation subject" w:semiHidden="1" w:unhideWhenUsed="1"/>
-    <w:lsdException w:name="No List" w:semiHidden="1" w:unhideWhenUsed="1"/>
-    <w:lsdException w:name="Outline List 1" w:semiHidden="1" w:unhideWhenUsed="1"/>
-    <w:lsdException w:name="Outline List 2" w:semiHidden="1" w:unhideWhenUsed="1"/>
-    <w:lsdException w:name="Outline List 3" w:semiHidden="1" w:unhideWhenUsed="1"/>
-    <w:lsdException w:name="Table Simple 1" w:semiHidden="1" w:unhideWhenUsed="1"/>
-    <w:lsdException w:name="Table Simple 2" w:semiHidden="1" w:unhideWhenUsed="1"/>
-    <w:lsdException w:name="Table Simple 3" w:semiHidden="1" w:unhideWhenUsed="1"/>
-    <w:lsdException w:name="Table Classic 1" w:semiHidden="1" w:unhideWhenUsed="1"/>
-    <w:lsdException w:name="Table Classic 2" w:semiHidden="1" w:unhideWhenUsed="1"/>
-    <w:lsdException w:name="Table Classic 3" w:semiHidden="1" w:unhideWhenUsed="1"/>
-    <w:lsdException w:name="Table Classic 4" w:semiHidden="1" w:unhideWhenUsed="1"/>
-    <w:lsdException w:name="Table Colorful 1" w:semiHidden="1" w:unhideWhenUsed="1"/>
-    <w:lsdException w:name="Table Colorful 2" w:semiHidden="1" w:unhideWhenUsed="1"/>
-    <w:lsdException w:name="Table Colorful 3" w:semiHidden="1" w:unhideWhenUsed="1"/>
-    <w:lsdException w:name="Table Columns 1" w:semiHidden="1" w:unhideWhenUsed="1"/>
-    <w:lsdException w:name="Table Columns 2" w:semiHidden="1" w:unhideWhenUsed="1"/>
-    <w:lsdException w:name="Table Columns 3" w:semiHidden="1" w:unhideWhenUsed="1"/>
-    <w:lsdException w:name="Table Columns 4" w:semiHidden="1" w:unhideWhenUsed="1"/>
-    <w:lsdException w:name="Table Columns 5" w:semiHidden="1" w:unhideWhenUsed="1"/>
-    <w:lsdException w:name="Table Grid 1" w:semiHidden="1" w:unhideWhenUsed="1"/>
-    <w:lsdException w:name="Table Grid 2" w:semiHidden="1" w:unhideWhenUsed="1"/>
-    <w:lsdException w:name="Table Grid 3" w:semiHidden="1" w:unhideWhenUsed="1"/>
-    <w:lsdException w:name="Table Grid 4" w:semiHidden="1" w:unhideWhenUsed="1"/>
-    <w:lsdException w:name="Table Grid 5" w:semiHidden="1" w:unhideWhenUsed="1"/>
-    <w:lsdException w:name="Table Grid 6" w:semiHidden="1" w:unhideWhenUsed="1"/>
-    <w:lsdException w:name="Table Grid 7" w:semiHidden="1" w:unhideWhenUsed="1"/>
-    <w:lsdException w:name="Table Grid 8" w:semiHidden="1" w:unhideWhenUsed="1"/>
-    <w:lsdException w:name="Table List 1" w:semiHidden="1" w:unhideWhenUsed="1"/>
-    <w:lsdException w:name="Table List 2" w:semiHidden="1" w:unhideWhenUsed="1"/>
-    <w:lsdException w:name="Table List 3" w:semiHidden="1" w:unhideWhenUsed="1"/>
-    <w:lsdException w:name="Table List 4" w:semiHidden="1" w:unhideWhenUsed="1"/>
-    <w:lsdException w:name="Table List 5" w:semiHidden="1" w:unhideWhenUsed="1"/>
-    <w:lsdException w:name="Table List 6" w:semiHidden="1" w:unhideWhenUsed="1"/>
-    <w:lsdException w:name="Table List 7" w:semiHidden="1" w:unhideWhenUsed="1"/>
-    <w:lsdException w:name="Table List 8" w:semiHidden="1" w:unhideWhenUsed="1"/>
-    <w:lsdException w:name="Table 3D effects 1" w:semiHidden="1" w:unhideWhenUsed="1"/>
-    <w:lsdException w:name="Table 3D effects 2" w:semiHidden="1" w:unhideWhenUsed="1"/>
-    <w:lsdException w:name="Table 3D effects 3" w:semiHidden="1" w:unhideWhenUsed="1"/>
-    <w:lsdException w:name="Table Contemporary" w:semiHidden="1" w:unhideWhenUsed="1"/>
-    <w:lsdException w:name="Table Elegant" w:semiHidden="1" w:unhideWhenUsed="1"/>
-    <w:lsdException w:name="Table Professional" w:semiHidden="1" w:unhideWhenUsed="1"/>
-    <w:lsdException w:name="Table Subtle 1" w:semiHidden="1" w:unhideWhenUsed="1"/>
-    <w:lsdException w:name="Table Subtle 2" w:semiHidden="1" w:unhideWhenUsed="1"/>
-    <w:lsdException w:name="Table Web 1" w:semiHidden="1" w:unhideWhenUsed="1"/>
-    <w:lsdException w:name="Table Web 2" w:semiHidden="1" w:unhideWhenUsed="1"/>
-    <w:lsdException w:name="Table Web 3" w:semiHidden="1" w:unhideWhenUsed="1"/>
-    <w:lsdException w:name="Balloon Text" w:semiHidden="1" w:unhideWhenUsed="1"/>
-    <w:lsdException w:name="Table Grid" w:uiPriority="39"/>
-    <w:lsdException w:name="Table Theme" w:semiHidden="1" w:unhideWhenUsed="1"/>
-    <w:lsdException w:name="Placeholder Text" w:semiHidden="1"/>
-    <w:lsdException w:name="No Spacing" w:uiPriority="1" w:qFormat="1"/>
-    <w:lsdException w:name="Light Shading" w:uiPriority="60"/>
-    <w:lsdException w:name="Light List" w:uiPriority="61"/>
-    <w:lsdException w:name="Light Grid" w:uiPriority="62"/>
-    <w:lsdException w:name="Medium Shading 1" w:uiPriority="63"/>
-    <w:lsdException w:name="Medium Shading 2" w:uiPriority="64"/>
-    <w:lsdException w:name="Medium List 1" w:uiPriority="65"/>
-    <w:lsdException w:name="Medium List 2" w:uiPriority="66"/>
-    <w:lsdException w:name="Medium Grid 1" w:uiPriority="67"/>
-    <w:lsdException w:name="Medium Grid 2" w:uiPriority="68"/>
-    <w:lsdException w:name="Medium Grid 3" w:uiPriority="69"/>
-    <w:lsdException w:name="Dark List" w:uiPriority="70"/>
-    <w:lsdException w:name="Colorful Shading" w:uiPriority="71"/>
-    <w:lsdException w:name="Colorful List" w:uiPriority="72"/>
-    <w:lsdException w:name="Colorful Grid" w:uiPriority="73"/>
-    <w:lsdException w:name="Light Shading Accent 1" w:uiPriority="60"/>
-    <w:lsdException w:name="Light List Accent 1" w:uiPriority="61"/>
-    <w:lsdException w:name="Light Grid Accent 1" w:uiPriority="62"/>
-    <w:lsdException w:name="Medium Shading 1 Accent 1" w:uiPriority="63"/>
-    <w:lsdException w:name="Medium Shading 2 Accent 1" w:uiPriority="64"/>
-    <w:lsdException w:name="Medium List 1 Accent 1" w:uiPriority="65"/>
-    <w:lsdException w:name="Revision" w:semiHidden="1"/>
-    <w:lsdException w:name="List Paragraph" w:uiPriority="34" w:qFormat="1"/>
-    <w:lsdException w:name="Quote" w:uiPriority="29" w:qFormat="1"/>
-    <w:lsdException w:name="Intense Quote" w:uiPriority="30" w:qFormat="1"/>
-    <w:lsdException w:name="Medium List 2 Accent 1" w:uiPriority="66"/>
-    <w:lsdException w:name="Medium Grid 1 Accent 1" w:uiPriority="67"/>
-    <w:lsdException w:name="Medium Grid 2 Accent 1" w:uiPriority="68"/>
-    <w:lsdException w:name="Medium Grid 3 Accent 1" w:uiPriority="69"/>
-    <w:lsdException w:name="Dark List Accent 1" w:uiPriority="70"/>
-    <w:lsdException w:name="Colorful Shading Accent 1" w:uiPriority="71"/>
-    <w:lsdException w:name="Colorful List Accent 1" w:uiPriority="72"/>
-    <w:lsdException w:name="Colorful Grid Accent 1" w:uiPriority="73"/>
-    <w:lsdException w:name="Light Shading Accent 2" w:uiPriority="60"/>
-    <w:lsdException w:name="Light List Accent 2" w:uiPriority="61"/>
-    <w:lsdException w:name="Light Grid Accent 2" w:uiPriority="62"/>
-    <w:lsdException w:name="Medium Shading 1 Accent 2" w:uiPriority="63"/>
-    <w:lsdException w:name="Medium Shading 2 Accent 2" w:uiPriority="64"/>
-    <w:lsdException w:name="Medium List 1 Accent 2" w:uiPriority="65"/>
-    <w:lsdException w:name="Medium List 2 Accent 2" w:uiPriority="66"/>
-    <w:lsdException w:name="Medium Grid 1 Accent 2" w:uiPriority="67"/>
-    <w:lsdException w:name="Medium Grid 2 Accent 2" w:uiPriority="68"/>
-    <w:lsdException w:name="Medium Grid 3 Accent 2" w:uiPriority="69"/>
-    <w:lsdException w:name="Dark List Accent 2" w:uiPriority="70"/>
-    <w:lsdException w:name="Colorful Shading Accent 2" w:uiPriority="71"/>
-    <w:lsdException w:name="Colorful List Accent 2" w:uiPriority="72"/>
-    <w:lsdException w:name="Colorful Grid Accent 2" w:uiPriority="73"/>
-    <w:lsdException w:name="Light Shading Accent 3" w:uiPriority="60"/>
-    <w:lsdException w:name="Light List Accent 3" w:uiPriority="61"/>
-    <w:lsdException w:name="Light Grid Accent 3" w:uiPriority="62"/>
-    <w:lsdException w:name="Medium Shading 1 Accent 3" w:uiPriority="63"/>
-    <w:lsdException w:name="Medium Shading 2 Accent 3" w:uiPriority="64"/>
-    <w:lsdException w:name="Medium List 1 Accent 3" w:uiPriority="65"/>
-    <w:lsdException w:name="Medium List 2 Accent 3" w:uiPriority="66"/>
-    <w:lsdException w:name="Medium Grid 1 Accent 3" w:uiPriority="67"/>
-    <w:lsdException w:name="Medium Grid 2 Accent 3" w:uiPriority="68"/>
-    <w:lsdException w:name="Medium Grid 3 Accent 3" w:uiPriority="69"/>
-    <w:lsdException w:name="Dark List Accent 3" w:uiPriority="70"/>
-    <w:lsdException w:name="Colorful Shading Accent 3" w:uiPriority="71"/>
-    <w:lsdException w:name="Colorful List Accent 3" w:uiPriority="72"/>
-    <w:lsdException w:name="Colorful Grid Accent 3" w:uiPriority="73"/>
-    <w:lsdException w:name="Light Shading Accent 4" w:uiPriority="60"/>
-    <w:lsdException w:name="Light List Accent 4" w:uiPriority="61"/>
-    <w:lsdException w:name="Light Grid Accent 4" w:uiPriority="62"/>
-    <w:lsdException w:name="Medium Shading 1 Accent 4" w:uiPriority="63"/>
-    <w:lsdException w:name="Medium Shading 2 Accent 4" w:uiPriority="64"/>
-    <w:lsdException w:name="Medium List 1 Accent 4" w:uiPriority="65"/>
-    <w:lsdException w:name="Medium List 2 Accent 4" w:uiPriority="66"/>
-    <w:lsdException w:name="Medium Grid 1 Accent 4" w:uiPriority="67"/>
-    <w:lsdException w:name="Medium Grid 2 Accent 4" w:uiPriority="68"/>
-    <w:lsdException w:name="Medium Grid 3 Accent 4" w:uiPriority="69"/>
-    <w:lsdException w:name="Dark List Accent 4" w:uiPriority="70"/>
-    <w:lsdException w:name="Colorful Shading Accent 4" w:uiPriority="71"/>
-    <w:lsdException w:name="Colorful List Accent 4" w:uiPriority="72"/>
-    <w:lsdException w:name="Colorful Grid Accent 4" w:uiPriority="73"/>
-    <w:lsdException w:name="Light Shading Accent 5" w:uiPriority="60"/>
-    <w:lsdException w:name="Light List Accent 5" w:uiPriority="61"/>
-    <w:lsdException w:name="Light Grid Accent 5" w:uiPriority="62"/>
-    <w:lsdException w:name="Medium Shading 1 Accent 5" w:uiPriority="63"/>
-    <w:lsdException w:name="Medium Shading 2 Accent 5" w:uiPriority="64"/>
-    <w:lsdException w:name="Medium List 1 Accent 5" w:uiPriority="65"/>
-    <w:lsdException w:name="Medium List 2 Accent 5" w:uiPriority="66"/>
-    <w:lsdException w:name="Medium Grid 1 Accent 5" w:uiPriority="67"/>
-    <w:lsdException w:name="Medium Grid 2 Accent 5" w:uiPriority="68"/>
-    <w:lsdException w:name="Medium Grid 3 Accent 5" w:uiPriority="69"/>
-    <w:lsdException w:name="Dark List Accent 5" w:uiPriority="70"/>
-    <w:lsdException w:name="Colorful Shading Accent 5" w:uiPriority="71"/>
-    <w:lsdException w:name="Colorful List Accent 5" w:uiPriority="72"/>
-    <w:lsdException w:name="Colorful Grid Accent 5" w:uiPriority="73"/>
-    <w:lsdException w:name="Light Shading Accent 6" w:uiPriority="60"/>
-    <w:lsdException w:name="Light List Accent 6" w:uiPriority="61"/>
-    <w:lsdException w:name="Light Grid Accent 6" w:uiPriority="62"/>
-    <w:lsdException w:name="Medium Shading 1 Accent 6" w:uiPriority="63"/>
-    <w:lsdException w:name="Medium Shading 2 Accent 6" w:uiPriority="64"/>
-    <w:lsdException w:name="Medium List 1 Accent 6" w:uiPriority="65"/>
-    <w:lsdException w:name="Medium List 2 Accent 6" w:uiPriority="66"/>
-    <w:lsdException w:name="Medium Grid 1 Accent 6" w:uiPriority="67"/>
-    <w:lsdException w:name="Medium Grid 2 Accent 6" w:uiPriority="68"/>
-    <w:lsdException w:name="Medium Grid 3 Accent 6" w:uiPriority="69"/>
-    <w:lsdException w:name="Dark List Accent 6" w:uiPriority="70"/>
-    <w:lsdException w:name="Colorful Shading Accent 6" w:uiPriority="71"/>
-    <w:lsdException w:name="Colorful List Accent 6" w:uiPriority="72"/>
-    <w:lsdException w:name="Colorful Grid Accent 6" w:uiPriority="73"/>
-    <w:lsdException w:name="Subtle Emphasis" w:uiPriority="19" w:qFormat="1"/>
-    <w:lsdException w:name="Intense Emphasis" w:uiPriority="21" w:qFormat="1"/>
-    <w:lsdException w:name="Subtle Reference" w:uiPriority="31" w:qFormat="1"/>
-    <w:lsdException w:name="Intense Reference" w:uiPriority="32" w:qFormat="1"/>
-    <w:lsdException w:name="Book Title" w:uiPriority="33" w:qFormat="1"/>
-    <w:lsdException w:name="Bibliography" w:semiHidden="1" w:uiPriority="37" w:unhideWhenUsed="1"/>
-    <w:lsdException w:name="TOC Heading" w:semiHidden="1" w:uiPriority="39" w:unhideWhenUsed="1" w:qFormat="1"/>
-    <w:lsdException w:name="Plain Table 1" w:uiPriority="41"/>
-    <w:lsdException w:name="Plain Table 2" w:uiPriority="42"/>
-    <w:lsdException w:name="Plain Table 3" w:uiPriority="43"/>
-    <w:lsdException w:name="Plain Table 4" w:uiPriority="44"/>
-    <w:lsdException w:name="Plain Table 5" w:uiPriority="45"/>
-    <w:lsdException w:name="Grid Table Light" w:uiPriority="40"/>
-    <w:lsdException w:name="Grid Table 1 Light" w:uiPriority="46"/>
-    <w:lsdException w:name="Grid Table 2" w:uiPriority="47"/>
-    <w:lsdException w:name="Grid Table 3" w:uiPriority="48"/>
-    <w:lsdException w:name="Grid Table 4" w:uiPriority="49"/>
-    <w:lsdException w:name="Grid Table 5 Dark" w:uiPriority="50"/>
-    <w:lsdException w:name="Grid Table 6 Colorful" w:uiPriority="51"/>
-    <w:lsdException w:name="Grid Table 7 Colorful" w:uiPriority="52"/>
-    <w:lsdException w:name="Grid Table 1 Light Accent 1" w:uiPriority="46"/>
-    <w:lsdException w:name="Grid Table 2 Accent 1" w:uiPriority="47"/>
-    <w:lsdException w:name="Grid Table 3 Accent 1" w:uiPriority="48"/>
-    <w:lsdException w:name="Grid Table 4 Accent 1" w:uiPriority="49"/>
-    <w:lsdException w:name="Grid Table 5 Dark Accent 1" w:uiPriority="50"/>
-    <w:lsdException w:name="Grid Table 6 Colorful Accent 1" w:uiPriority="51"/>
-    <w:lsdException w:name="Grid Table 7 Colorful Accent 1" w:uiPriority="52"/>
-    <w:lsdException w:name="Grid Table 1 Light Accent 2" w:uiPriority="46"/>
-    <w:lsdException w:name="Grid Table 2 Accent 2" w:uiPriority="47"/>
-    <w:lsdException w:name="Grid Table 3 Accent 2" w:uiPriority="48"/>
-    <w:lsdException w:name="Grid Table 4 Accent 2" w:uiPriority="49"/>
-    <w:lsdException w:name="Grid Table 5 Dark Accent 2" w:uiPriority="50"/>
-    <w:lsdException w:name="Grid Table 6 Colorful Accent 2" w:uiPriority="51"/>
-    <w:lsdException w:name="Grid Table 7 Colorful Accent 2" w:uiPriority="52"/>
-    <w:lsdException w:name="Grid Table 1 Light Accent 3" w:uiPriority="46"/>
-    <w:lsdException w:name="Grid Table 2 Accent 3" w:uiPriority="47"/>
-    <w:lsdException w:name="Grid Table 3 Accent 3" w:uiPriority="48"/>
-    <w:lsdException w:name="Grid Table 4 Accent 3" w:uiPriority="49"/>
-    <w:lsdException w:name="Grid Table 5 Dark Accent 3" w:uiPriority="50"/>
-    <w:lsdException w:name="Grid Table 6 Colorful Accent 3" w:uiPriority="51"/>
-    <w:lsdException w:name="Grid Table 7 Colorful Accent 3" w:uiPriority="52"/>
-    <w:lsdException w:name="Grid Table 1 Light Accent 4" w:uiPriority="46"/>
-    <w:lsdException w:name="Grid Table 2 Accent 4" w:uiPriority="47"/>
-    <w:lsdException w:name="Grid Table 3 Accent 4" w:uiPriority="48"/>
-    <w:lsdException w:name="Grid Table 4 Accent 4" w:uiPriority="49"/>
-    <w:lsdException w:name="Grid Table 5 Dark Accent 4" w:uiPriority="50"/>
-    <w:lsdException w:name="Grid Table 6 Colorful Accent 4" w:uiPriority="51"/>
-    <w:lsdException w:name="Grid Table 7 Colorful Accent 4" w:uiPriority="52"/>
-    <w:lsdException w:name="Grid Table 1 Light Accent 5" w:uiPriority="46"/>
-    <w:lsdException w:name="Grid Table 2 Accent 5" w:uiPriority="47"/>
-    <w:lsdException w:name="Grid Table 3 Accent 5" w:uiPriority="48"/>
-    <w:lsdException w:name="Grid Table 4 Accent 5" w:uiPriority="49"/>
-    <w:lsdException w:name="Grid Table 5 Dark Accent 5" w:uiPriority="50"/>
-    <w:lsdException w:name="Grid Table 6 Colorful Accent 5" w:uiPriority="51"/>
-    <w:lsdException w:name="Grid Table 7 Colorful Accent 5" w:uiPriority="52"/>
-    <w:lsdException w:name="Grid Table 1 Light Accent 6" w:uiPriority="46"/>
-    <w:lsdException w:name="Grid Table 2 Accent 6" w:uiPriority="47"/>
-    <w:lsdException w:name="Grid Table 3 Accent 6" w:uiPriority="48"/>
-    <w:lsdException w:name="Grid Table 4 Accent 6" w:uiPriority="49"/>
-    <w:lsdException w:name="Grid Table 5 Dark Accent 6" w:uiPriority="50"/>
-    <w:lsdException w:name="Grid Table 6 Colorful Accent 6" w:uiPriority="51"/>
-    <w:lsdException w:name="Grid Table 7 Colorful Accent 6" w:uiPriority="52"/>
-    <w:lsdException w:name="List Table 1 Light" w:uiPriority="46"/>
-    <w:lsdException w:name="List Table 2" w:uiPriority="47"/>
-    <w:lsdException w:name="List Table 3" w:uiPriority="48"/>
-    <w:lsdException w:name="List Table 4" w:uiPriority="49"/>
-    <w:lsdException w:name="List Table 5 Dark" w:uiPriority="50"/>
-    <w:lsdException w:name="List Table 6 Colorful" w:uiPriority="51"/>
-    <w:lsdException w:name="List Table 7 Colorful" w:uiPriority="52"/>
-    <w:lsdException w:name="List Table 1 Light Accent 1" w:uiPriority="46"/>
-    <w:lsdException w:name="List Table 2 Accent 1" w:uiPriority="47"/>
-    <w:lsdException w:name="List Table 3 Accent 1" w:uiPriority="48"/>
-    <w:lsdException w:name="List Table 4 Accent 1" w:uiPriority="49"/>
-    <w:lsdException w:name="List Table 5 Dark Accent 1" w:uiPriority="50"/>
-    <w:lsdException w:name="List Table 6 Colorful Accent 1" w:uiPriority="51"/>
-    <w:lsdException w:name="List Table 7 Colorful Accent 1" w:uiPriority="52"/>
-    <w:lsdException w:name="List Table 1 Light Accent 2" w:uiPriority="46"/>
-    <w:lsdException w:name="List Table 2 Accent 2" w:uiPriority="47"/>
-    <w:lsdException w:name="List Table 3 Accent 2" w:uiPriority="48"/>
-    <w:lsdException w:name="List Table 4 Accent 2" w:uiPriority="49"/>
-    <w:lsdException w:name="List Table 5 Dark Accent 2" w:uiPriority="50"/>
-    <w:lsdException w:name="List Table 6 Colorful Accent 2" w:uiPriority="51"/>
-    <w:lsdException w:name="List Table 7 Colorful Accent 2" w:uiPriority="52"/>
-    <w:lsdException w:name="List Table 1 Light Accent 3" w:uiPriority="46"/>
-    <w:lsdException w:name="List Table 2 Accent 3" w:uiPriority="47"/>
-    <w:lsdException w:name="List Table 3 Accent 3" w:uiPriority="48"/>
-    <w:lsdException w:name="List Table 4 Accent 3" w:uiPriority="49"/>
-    <w:lsdException w:name="List Table 5 Dark Accent 3" w:uiPriority="50"/>
-    <w:lsdException w:name="List Table 6 Colorful Accent 3" w:uiPriority="51"/>
-    <w:lsdException w:name="List Table 7 Colorful Accent 3" w:uiPriority="52"/>
-    <w:lsdException w:name="List Table 1 Light Accent 4" w:uiPriority="46"/>
-    <w:lsdException w:name="List Table 2 Accent 4" w:uiPriority="47"/>
-    <w:lsdException w:name="List Table 3 Accent 4" w:uiPriority="48"/>
-    <w:lsdException w:name="List Table 4 Accent 4" w:uiPriority="49"/>
-    <w:lsdException w:name="List Table 5 Dark Accent 4" w:uiPriority="50"/>
-    <w:lsdException w:name="List Table 6 Colorful Accent 4" w:uiPriority="51"/>
-    <w:lsdException w:name="List Table 7 Colorful Accent 4" w:uiPriority="52"/>
-    <w:lsdException w:name="List Table 1 Light Accent 5" w:uiPriority="46"/>
-    <w:lsdException w:name="List Table 2 Accent 5" w:uiPriority="47"/>
-    <w:lsdException w:name="List Table 3 Accent 5" w:uiPriority="48"/>
-    <w:lsdException w:name="List Table 4 Accent 5" w:uiPriority="49"/>
-    <w:lsdException w:name="List Table 5 Dark Accent 5" w:uiPriority="50"/>
-    <w:lsdException w:name="List Table 6 Colorful Accent 5" w:uiPriority="51"/>
-    <w:lsdException w:name="List Table 7 Colorful Accent 5" w:uiPriority="52"/>
-    <w:lsdException w:name="List Table 1 Light Accent 6" w:uiPriority="46"/>
-    <w:lsdException w:name="List Table 2 Accent 6" w:uiPriority="47"/>
-    <w:lsdException w:name="List Table 3 Accent 6" w:uiPriority="48"/>
-    <w:lsdException w:name="List Table 4 Accent 6" w:uiPriority="49"/>
-    <w:lsdException w:name="List Table 5 Dark Accent 6" w:uiPriority="50"/>
-    <w:lsdException w:name="List Table 6 Colorful Accent 6" w:uiPriority="51"/>
-    <w:lsdException w:name="List Table 7 Colorful Accent 6" w:uiPriority="52"/>
+  <w:latentStyles w:defLockedState="0" w:defUIPriority="99" w:defSemiHidden="1" w:defUnhideWhenUsed="1" w:defQFormat="0" w:count="267">
+    <w:lsdException w:name="Normal" w:semiHidden="0" w:uiPriority="0" w:unhideWhenUsed="0" w:qFormat="1"/>
+    <w:lsdException w:name="heading 1" w:semiHidden="0" w:uiPriority="9" w:unhideWhenUsed="0" w:qFormat="1"/>
+    <w:lsdException w:name="heading 2" w:uiPriority="9" w:qFormat="1"/>
+    <w:lsdException w:name="heading 3" w:uiPriority="9" w:qFormat="1"/>
+    <w:lsdException w:name="heading 4" w:uiPriority="9" w:qFormat="1"/>
+    <w:lsdException w:name="heading 5" w:uiPriority="9" w:qFormat="1"/>
+    <w:lsdException w:name="heading 6" w:uiPriority="9" w:qFormat="1"/>
+    <w:lsdException w:name="heading 7" w:uiPriority="9" w:qFormat="1"/>
+    <w:lsdException w:name="heading 8" w:uiPriority="9" w:qFormat="1"/>
+    <w:lsdException w:name="heading 9" w:uiPriority="9" w:qFormat="1"/>
+    <w:lsdException w:name="toc 1" w:uiPriority="39"/>
+    <w:lsdException w:name="toc 2" w:uiPriority="39"/>
+    <w:lsdException w:name="toc 3" w:uiPriority="39"/>
+    <w:lsdException w:name="toc 4" w:uiPriority="39"/>
+    <w:lsdException w:name="toc 5" w:uiPriority="39"/>
+    <w:lsdException w:name="toc 6" w:uiPriority="39"/>
+    <w:lsdException w:name="toc 7" w:uiPriority="39"/>
+    <w:lsdException w:name="toc 8" w:uiPriority="39"/>
+    <w:lsdException w:name="toc 9" w:uiPriority="39"/>
+    <w:lsdException w:name="caption" w:uiPriority="35" w:qFormat="1"/>
+    <w:lsdException w:name="Title" w:semiHidden="0" w:uiPriority="10" w:unhideWhenUsed="0" w:qFormat="1"/>
+    <w:lsdException w:name="Default Paragraph Font" w:uiPriority="1"/>
+    <w:lsdException w:name="Subtitle" w:semiHidden="0" w:uiPriority="11" w:unhideWhenUsed="0" w:qFormat="1"/>
+    <w:lsdException w:name="Strong" w:semiHidden="0" w:uiPriority="22" w:unhideWhenUsed="0" w:qFormat="1"/>
+    <w:lsdException w:name="Emphasis" w:semiHidden="0" w:uiPriority="20" w:unhideWhenUsed="0" w:qFormat="1"/>
+    <w:lsdException w:name="Table Grid" w:semiHidden="0" w:uiPriority="39" w:unhideWhenUsed="0"/>
+    <w:lsdException w:name="Placeholder Text" w:unhideWhenUsed="0"/>
+    <w:lsdException w:name="No Spacing" w:semiHidden="0" w:uiPriority="1" w:unhideWhenUsed="0" w:qFormat="1"/>
+    <w:lsdException w:name="Light Shading" w:semiHidden="0" w:uiPriority="60" w:unhideWhenUsed="0"/>
+    <w:lsdException w:name="Light List" w:semiHidden="0" w:uiPriority="61" w:unhideWhenUsed="0"/>
+    <w:lsdException w:name="Light Grid" w:semiHidden="0" w:uiPriority="62" w:unhideWhenUsed="0"/>
+    <w:lsdException w:name="Medium Shading 1" w:semiHidden="0" w:uiPriority="63" w:unhideWhenUsed="0"/>
+    <w:lsdException w:name="Medium Shading 2" w:semiHidden="0" w:uiPriority="64" w:unhideWhenUsed="0"/>
+    <w:lsdException w:name="Medium List 1" w:semiHidden="0" w:uiPriority="65" w:unhideWhenUsed="0"/>
+    <w:lsdException w:name="Medium List 2" w:semiHidden="0" w:uiPriority="66" w:unhideWhenUsed="0"/>
+    <w:lsdException w:name="Medium Grid 1" w:semiHidden="0" w:uiPriority="67" w:unhideWhenUsed="0"/>
+    <w:lsdException w:name="Medium Grid 2" w:semiHidden="0" w:uiPriority="68" w:unhideWhenUsed="0"/>
+    <w:lsdException w:name="Medium Grid 3" w:semiHidden="0" w:uiPriority="69" w:unhideWhenUsed="0"/>
+    <w:lsdException w:name="Dark List" w:semiHidden="0" w:uiPriority="70" w:unhideWhenUsed="0"/>
+    <w:lsdException w:name="Colorful Shading" w:semiHidden="0" w:uiPriority="71" w:unhideWhenUsed="0"/>
+    <w:lsdException w:name="Colorful List" w:semiHidden="0" w:uiPriority="72" w:unhideWhenUsed="0"/>
+    <w:lsdException w:name="Colorful Grid" w:semiHidden="0" w:uiPriority="73" w:unhideWhenUsed="0"/>
+    <w:lsdException w:name="Light Shading Accent 1" w:semiHidden="0" w:uiPriority="60" w:unhideWhenUsed="0"/>
+    <w:lsdException w:name="Light List Accent 1" w:semiHidden="0" w:uiPriority="61" w:unhideWhenUsed="0"/>
+    <w:lsdException w:name="Light Grid Accent 1" w:semiHidden="0" w:uiPriority="62" w:unhideWhenUsed="0"/>
+    <w:lsdException w:name="Medium Shading 1 Accent 1" w:semiHidden="0" w:uiPriority="63" w:unhideWhenUsed="0"/>
+    <w:lsdException w:name="Medium Shading 2 Accent 1" w:semiHidden="0" w:uiPriority="64" w:unhideWhenUsed="0"/>
+    <w:lsdException w:name="Medium List 1 Accent 1" w:semiHidden="0" w:uiPriority="65" w:unhideWhenUsed="0"/>
+    <w:lsdException w:name="Revision" w:unhideWhenUsed="0"/>
+    <w:lsdException w:name="List Paragraph" w:semiHidden="0" w:uiPriority="34" w:unhideWhenUsed="0" w:qFormat="1"/>
+    <w:lsdException w:name="Quote" w:semiHidden="0" w:uiPriority="29" w:unhideWhenUsed="0" w:qFormat="1"/>
+    <w:lsdException w:name="Intense Quote" w:semiHidden="0" w:uiPriority="30" w:unhideWhenUsed="0" w:qFormat="1"/>
+    <w:lsdException w:name="Medium List 2 Accent 1" w:semiHidden="0" w:uiPriority="66" w:unhideWhenUsed="0"/>
+    <w:lsdException w:name="Medium Grid 1 Accent 1" w:semiHidden="0" w:uiPriority="67" w:unhideWhenUsed="0"/>
+    <w:lsdException w:name="Medium Grid 2 Accent 1" w:semiHidden="0" w:uiPriority="68" w:unhideWhenUsed="0"/>
+    <w:lsdException w:name="Medium Grid 3 Accent 1" w:semiHidden="0" w:uiPriority="69" w:unhideWhenUsed="0"/>
+    <w:lsdException w:name="Dark List Accent 1" w:semiHidden="0" w:uiPriority="70" w:unhideWhenUsed="0"/>
+    <w:lsdException w:name="Colorful Shading Accent 1" w:semiHidden="0" w:uiPriority="71" w:unhideWhenUsed="0"/>
+    <w:lsdException w:name="Colorful List Accent 1" w:semiHidden="0" w:uiPriority="72" w:unhideWhenUsed="0"/>
+    <w:lsdException w:name="Colorful Grid Accent 1" w:semiHidden="0" w:uiPriority="73" w:unhideWhenUsed="0"/>
+    <w:lsdException w:name="Light Shading Accent 2" w:semiHidden="0" w:uiPriority="60" w:unhideWhenUsed="0"/>
+    <w:lsdException w:name="Light List Accent 2" w:semiHidden="0" w:uiPriority="61" w:unhideWhenUsed="0"/>
+    <w:lsdException w:name="Light Grid Accent 2" w:semiHidden="0" w:uiPriority="62" w:unhideWhenUsed="0"/>
+    <w:lsdException w:name="Medium Shading 1 Accent 2" w:semiHidden="0" w:uiPriority="63" w:unhideWhenUsed="0"/>
+    <w:lsdException w:name="Medium Shading 2 Accent 2" w:semiHidden="0" w:uiPriority="64" w:unhideWhenUsed="0"/>
+    <w:lsdException w:name="Medium List 1 Accent 2" w:semiHidden="0" w:uiPriority="65" w:unhideWhenUsed="0"/>
+    <w:lsdException w:name="Medium List 2 Accent 2" w:semiHidden="0" w:uiPriority="66" w:unhideWhenUsed="0"/>
+    <w:lsdException w:name="Medium Grid 1 Accent 2" w:semiHidden="0" w:uiPriority="67" w:unhideWhenUsed="0"/>
+    <w:lsdException w:name="Medium Grid 2 Accent 2" w:semiHidden="0" w:uiPriority="68" w:unhideWhenUsed="0"/>
+    <w:lsdException w:name="Medium Grid 3 Accent 2" w:semiHidden="0" w:uiPriority="69" w:unhideWhenUsed="0"/>
+    <w:lsdException w:name="Dark List Accent 2" w:semiHidden="0" w:uiPriority="70" w:unhideWhenUsed="0"/>
+    <w:lsdException w:name="Colorful Shading Accent 2" w:semiHidden="0" w:uiPriority="71" w:unhideWhenUsed="0"/>
+    <w:lsdException w:name="Colorful List Accent 2" w:semiHidden="0" w:uiPriority="72" w:unhideWhenUsed="0"/>
+    <w:lsdException w:name="Colorful Grid Accent 2" w:semiHidden="0" w:uiPriority="73" w:unhideWhenUsed="0"/>
+    <w:lsdException w:name="Light Shading Accent 3" w:semiHidden="0" w:uiPriority="60" w:unhideWhenUsed="0"/>
+    <w:lsdException w:name="Light List Accent 3" w:semiHidden="0" w:uiPriority="61" w:unhideWhenUsed="0"/>
+    <w:lsdException w:name="Light Grid Accent 3" w:semiHidden="0" w:uiPriority="62" w:unhideWhenUsed="0"/>
+    <w:lsdException w:name="Medium Shading 1 Accent 3" w:semiHidden="0" w:uiPriority="63" w:unhideWhenUsed="0"/>
+    <w:lsdException w:name="Medium Shading 2 Accent 3" w:semiHidden="0" w:uiPriority="64" w:unhideWhenUsed="0"/>
+    <w:lsdException w:name="Medium List 1 Accent 3" w:semiHidden="0" w:uiPriority="65" w:unhideWhenUsed="0"/>
+    <w:lsdException w:name="Medium List 2 Accent 3" w:semiHidden="0" w:uiPriority="66" w:unhideWhenUsed="0"/>
+    <w:lsdException w:name="Medium Grid 1 Accent 3" w:semiHidden="0" w:uiPriority="67" w:unhideWhenUsed="0"/>
+    <w:lsdException w:name="Medium Grid 2 Accent 3" w:semiHidden="0" w:uiPriority="68" w:unhideWhenUsed="0"/>
+    <w:lsdException w:name="Medium Grid 3 Accent 3" w:semiHidden="0" w:uiPriority="69" w:unhideWhenUsed="0"/>
+    <w:lsdException w:name="Dark List Accent 3" w:semiHidden="0" w:uiPriority="70" w:unhideWhenUsed="0"/>
+    <w:lsdException w:name="Colorful Shading Accent 3" w:semiHidden="0" w:uiPriority="71" w:unhideWhenUsed="0"/>
+    <w:lsdException w:name="Colorful List Accent 3" w:semiHidden="0" w:uiPriority="72" w:unhideWhenUsed="0"/>
+    <w:lsdException w:name="Colorful Grid Accent 3" w:semiHidden="0" w:uiPriority="73" w:unhideWhenUsed="0"/>
+    <w:lsdException w:name="Light Shading Accent 4" w:semiHidden="0" w:uiPriority="60" w:unhideWhenUsed="0"/>
+    <w:lsdException w:name="Light List Accent 4" w:semiHidden="0" w:uiPriority="61" w:unhideWhenUsed="0"/>
+    <w:lsdException w:name="Light Grid Accent 4" w:semiHidden="0" w:uiPriority="62" w:unhideWhenUsed="0"/>
+    <w:lsdException w:name="Medium Shading 1 Accent 4" w:semiHidden="0" w:uiPriority="63" w:unhideWhenUsed="0"/>
+    <w:lsdException w:name="Medium Shading 2 Accent 4" w:semiHidden="0" w:uiPriority="64" w:unhideWhenUsed="0"/>
+    <w:lsdException w:name="Medium List 1 Accent 4" w:semiHidden="0" w:uiPriority="65" w:unhideWhenUsed="0"/>
+    <w:lsdException w:name="Medium List 2 Accent 4" w:semiHidden="0" w:uiPriority="66" w:unhideWhenUsed="0"/>
+    <w:lsdException w:name="Medium Grid 1 Accent 4" w:semiHidden="0" w:uiPriority="67" w:unhideWhenUsed="0"/>
+    <w:lsdException w:name="Medium Grid 2 Accent 4" w:semiHidden="0" w:uiPriority="68" w:unhideWhenUsed="0"/>
+    <w:lsdException w:name="Medium Grid 3 Accent 4" w:semiHidden="0" w:uiPriority="69" w:unhideWhenUsed="0"/>
+    <w:lsdException w:name="Dark List Accent 4" w:semiHidden="0" w:uiPriority="70" w:unhideWhenUsed="0"/>
+    <w:lsdException w:name="Colorful Shading Accent 4" w:semiHidden="0" w:uiPriority="71" w:unhideWhenUsed="0"/>
+    <w:lsdException w:name="Colorful List Accent 4" w:semiHidden="0" w:uiPriority="72" w:unhideWhenUsed="0"/>
+    <w:lsdException w:name="Colorful Grid Accent 4" w:semiHidden="0" w:uiPriority="73" w:unhideWhenUsed="0"/>
+    <w:lsdException w:name="Light Shading Accent 5" w:semiHidden="0" w:uiPriority="60" w:unhideWhenUsed="0"/>
+    <w:lsdException w:name="Light List Accent 5" w:semiHidden="0" w:uiPriority="61" w:unhideWhenUsed="0"/>
+    <w:lsdException w:name="Light Grid Accent 5" w:semiHidden="0" w:uiPriority="62" w:unhideWhenUsed="0"/>
+    <w:lsdException w:name="Medium Shading 1 Accent 5" w:semiHidden="0" w:uiPriority="63" w:unhideWhenUsed="0"/>
+    <w:lsdException w:name="Medium Shading 2 Accent 5" w:semiHidden="0" w:uiPriority="64" w:unhideWhenUsed="0"/>
+    <w:lsdException w:name="Medium List 1 Accent 5" w:semiHidden="0" w:uiPriority="65" w:unhideWhenUsed="0"/>
+    <w:lsdException w:name="Medium List 2 Accent 5" w:semiHidden="0" w:uiPriority="66" w:unhideWhenUsed="0"/>
+    <w:lsdException w:name="Medium Grid 1 Accent 5" w:semiHidden="0" w:uiPriority="67" w:unhideWhenUsed="0"/>
+    <w:lsdException w:name="Medium Grid 2 Accent 5" w:semiHidden="0" w:uiPriority="68" w:unhideWhenUsed="0"/>
+    <w:lsdException w:name="Medium Grid 3 Accent 5" w:semiHidden="0" w:uiPriority="69" w:unhideWhenUsed="0"/>
+    <w:lsdException w:name="Dark List Accent 5" w:semiHidden="0" w:uiPriority="70" w:unhideWhenUsed="0"/>
+    <w:lsdException w:name="Colorful Shading Accent 5" w:semiHidden="0" w:uiPriority="71" w:unhideWhenUsed="0"/>
+    <w:lsdException w:name="Colorful List Accent 5" w:semiHidden="0" w:uiPriority="72" w:unhideWhenUsed="0"/>
+    <w:lsdException w:name="Colorful Grid Accent 5" w:semiHidden="0" w:uiPriority="73" w:unhideWhenUsed="0"/>
+    <w:lsdException w:name="Light Shading Accent 6" w:semiHidden="0" w:uiPriority="60" w:unhideWhenUsed="0"/>
+    <w:lsdException w:name="Light List Accent 6" w:semiHidden="0" w:uiPriority="61" w:unhideWhenUsed="0"/>
+    <w:lsdException w:name="Light Grid Accent 6" w:semiHidden="0" w:uiPriority="62" w:unhideWhenUsed="0"/>
+    <w:lsdException w:name="Medium Shading 1 Accent 6" w:semiHidden="0" w:uiPriority="63" w:unhideWhenUsed="0"/>
+    <w:lsdException w:name="Medium Shading 2 Accent 6" w:semiHidden="0" w:uiPriority="64" w:unhideWhenUsed="0"/>
+    <w:lsdException w:name="Medium List 1 Accent 6" w:semiHidden="0" w:uiPriority="65" w:unhideWhenUsed="0"/>
+    <w:lsdException w:name="Medium List 2 Accent 6" w:semiHidden="0" w:uiPriority="66" w:unhideWhenUsed="0"/>
+    <w:lsdException w:name="Medium Grid 1 Accent 6" w:semiHidden="0" w:uiPriority="67" w:unhideWhenUsed="0"/>
+    <w:lsdException w:name="Medium Grid 2 Accent 6" w:semiHidden="0" w:uiPriority="68" w:unhideWhenUsed="0"/>
+    <w:lsdException w:name="Medium Grid 3 Accent 6" w:semiHidden="0" w:uiPriority="69" w:unhideWhenUsed="0"/>
+    <w:lsdException w:name="Dark List Accent 6" w:semiHidden="0" w:uiPriority="70" w:unhideWhenUsed="0"/>
+    <w:lsdException w:name="Colorful Shading Accent 6" w:semiHidden="0" w:uiPriority="71" w:unhideWhenUsed="0"/>
+    <w:lsdException w:name="Colorful List Accent 6" w:semiHidden="0" w:uiPriority="72" w:unhideWhenUsed="0"/>
+    <w:lsdException w:name="Colorful Grid Accent 6" w:semiHidden="0" w:uiPriority="73" w:unhideWhenUsed="0"/>
+    <w:lsdException w:name="Subtle Emphasis" w:semiHidden="0" w:uiPriority="19" w:unhideWhenUsed="0" w:qFormat="1"/>
+    <w:lsdException w:name="Intense Emphasis" w:semiHidden="0" w:uiPriority="21" w:unhideWhenUsed="0" w:qFormat="1"/>
+    <w:lsdException w:name="Subtle Reference" w:semiHidden="0" w:uiPriority="31" w:unhideWhenUsed="0" w:qFormat="1"/>
+    <w:lsdException w:name="Intense Reference" w:semiHidden="0" w:uiPriority="32" w:unhideWhenUsed="0" w:qFormat="1"/>
+    <w:lsdException w:name="Book Title" w:semiHidden="0" w:uiPriority="33" w:unhideWhenUsed="0" w:qFormat="1"/>
+    <w:lsdException w:name="Bibliography" w:uiPriority="37"/>
+    <w:lsdException w:name="TOC Heading" w:uiPriority="39" w:qFormat="1"/>
   </w:latentStyles>
   <w:style w:type="paragraph" w:default="1" w:styleId="Normal">
     <w:name w:val="Normal"/>
     <w:qFormat/>
+    <w:rsid w:val="00BE0C98"/>
   </w:style>
   <w:style w:type="paragraph" w:styleId="Titre3">
     <w:name w:val="heading 3"/>
@@ -1570,6 +919,7 @@
     <w:uiPriority w:val="99"/>
     <w:semiHidden/>
     <w:unhideWhenUsed/>
+    <w:qFormat/>
     <w:tblPr>
       <w:tblInd w:w="0" w:type="dxa"/>
       <w:tblCellMar>
@@ -1586,7 +936,7 @@
     <w:semiHidden/>
     <w:unhideWhenUsed/>
   </w:style>
-  <w:style w:type="table" w:styleId="TableauGrille1Clair-Accentuation1">
+  <w:style w:type="table" w:customStyle="1" w:styleId="GridTable1LightAccent1">
     <w:name w:val="Grid Table 1 Light Accent 1"/>
     <w:basedOn w:val="TableauNormal"/>
     <w:uiPriority w:val="46"/>
@@ -1601,6 +951,7 @@
     <w:tblPr>
       <w:tblStyleRowBandSize w:val="1"/>
       <w:tblStyleColBandSize w:val="1"/>
+      <w:tblInd w:w="0" w:type="dxa"/>
       <w:tblBorders>
         <w:top w:val="single" w:sz="4" w:space="0" w:color="BDD6EE" w:themeColor="accent1" w:themeTint="66"/>
         <w:left w:val="single" w:sz="4" w:space="0" w:color="BDD6EE" w:themeColor="accent1" w:themeTint="66"/>
@@ -1609,6 +960,12 @@
         <w:insideH w:val="single" w:sz="4" w:space="0" w:color="BDD6EE" w:themeColor="accent1" w:themeTint="66"/>
         <w:insideV w:val="single" w:sz="4" w:space="0" w:color="BDD6EE" w:themeColor="accent1" w:themeTint="66"/>
       </w:tblBorders>
+      <w:tblCellMar>
+        <w:top w:w="0" w:type="dxa"/>
+        <w:left w:w="108" w:type="dxa"/>
+        <w:bottom w:w="0" w:type="dxa"/>
+        <w:right w:w="108" w:type="dxa"/>
+      </w:tblCellMar>
     </w:tblPr>
     <w:tblStylePr w:type="firstRow">
       <w:rPr>
@@ -1753,7 +1110,7 @@
     </a:clrScheme>
     <a:fontScheme name="Office">
       <a:majorFont>
-        <a:latin typeface="Calibri Light" panose="020F0302020204030204"/>
+        <a:latin typeface="Calibri Light"/>
         <a:ea typeface=""/>
         <a:cs typeface=""/>
         <a:font script="Jpan" typeface="ＭＳ ゴシック"/>
@@ -1788,7 +1145,7 @@
         <a:font script="Geor" typeface="Sylfaen"/>
       </a:majorFont>
       <a:minorFont>
-        <a:latin typeface="Calibri" panose="020F0502020204030204"/>
+        <a:latin typeface="Calibri"/>
         <a:ea typeface=""/>
         <a:cs typeface=""/>
         <a:font script="Jpan" typeface="ＭＳ 明朝"/>
@@ -1965,7 +1322,7 @@
   <a:extraClrSchemeLst/>
   <a:extLst>
     <a:ext uri="{05A4C25C-085E-4340-85A3-A5531E510DB2}">
-      <thm15:themeFamily xmlns:thm15="http://schemas.microsoft.com/office/thememl/2012/main" name="Office Theme" id="{62F939B6-93AF-4DB8-9C6B-D6C7DFDC589F}" vid="{4A3C46E8-61CC-4603-A589-7422A47A8E4A}"/>
+      <thm15:themeFamily xmlns:thm15="http://schemas.microsoft.com/office/thememl/2012/main" xmlns="" name="Office Theme" id="{62F939B6-93AF-4DB8-9C6B-D6C7DFDC589F}" vid="{4A3C46E8-61CC-4603-A589-7422A47A8E4A}"/>
     </a:ext>
   </a:extLst>
 </a:theme>
